--- a/services/platform-api/src/main/resources/template/职业技能等级认定申请表.docx
+++ b/services/platform-api/src/main/resources/template/职业技能等级认定申请表.docx
@@ -322,21 +322,7 @@
                 <w:rFonts w:asciiTheme="majorEastAsia" w:eastAsiaTheme="majorEastAsia" w:hAnsiTheme="majorEastAsia" w:hint="eastAsia"/>
                 <w:lang w:eastAsia="zh-CN"/>
               </w:rPr>
-              <w:t>${</w:t>
-            </w:r>
-            <w:r>
-              <w:rPr>
-                <w:rFonts w:asciiTheme="majorEastAsia" w:eastAsiaTheme="majorEastAsia" w:hAnsiTheme="majorEastAsia"/>
-                <w:lang w:eastAsia="zh-CN"/>
-              </w:rPr>
-              <w:t>education</w:t>
-            </w:r>
-            <w:r>
-              <w:rPr>
-                <w:rFonts w:asciiTheme="majorEastAsia" w:eastAsiaTheme="majorEastAsia" w:hAnsiTheme="majorEastAsia" w:hint="eastAsia"/>
-                <w:lang w:eastAsia="zh-CN"/>
-              </w:rPr>
-              <w:t>}</w:t>
+              <w:t>${education}</w:t>
             </w:r>
           </w:p>
         </w:tc>
@@ -396,23 +382,7 @@
                 <w:rFonts w:asciiTheme="majorEastAsia" w:eastAsiaTheme="majorEastAsia" w:hAnsiTheme="majorEastAsia" w:hint="eastAsia"/>
                 <w:lang w:eastAsia="zh-CN"/>
               </w:rPr>
-              <w:t>${</w:t>
-            </w:r>
-            <w:proofErr w:type="spellStart"/>
-            <w:r>
-              <w:rPr>
-                <w:rFonts w:asciiTheme="majorEastAsia" w:eastAsiaTheme="majorEastAsia" w:hAnsiTheme="majorEastAsia"/>
-                <w:lang w:eastAsia="zh-CN"/>
-              </w:rPr>
-              <w:t>graduate_date</w:t>
-            </w:r>
-            <w:proofErr w:type="spellEnd"/>
-            <w:r>
-              <w:rPr>
-                <w:rFonts w:asciiTheme="majorEastAsia" w:eastAsiaTheme="majorEastAsia" w:hAnsiTheme="majorEastAsia" w:hint="eastAsia"/>
-                <w:lang w:eastAsia="zh-CN"/>
-              </w:rPr>
-              <w:t>}</w:t>
+              <w:t>${graduate_date}</w:t>
             </w:r>
           </w:p>
         </w:tc>
@@ -495,23 +465,7 @@
                 <w:rFonts w:asciiTheme="majorEastAsia" w:eastAsiaTheme="majorEastAsia" w:hAnsiTheme="majorEastAsia" w:hint="eastAsia"/>
                 <w:lang w:eastAsia="zh-CN"/>
               </w:rPr>
-              <w:t>${</w:t>
-            </w:r>
-            <w:proofErr w:type="spellStart"/>
-            <w:r>
-              <w:rPr>
-                <w:rFonts w:asciiTheme="majorEastAsia" w:eastAsiaTheme="majorEastAsia" w:hAnsiTheme="majorEastAsia" w:hint="eastAsia"/>
-                <w:lang w:eastAsia="zh-CN"/>
-              </w:rPr>
-              <w:t>idcard</w:t>
-            </w:r>
-            <w:proofErr w:type="spellEnd"/>
-            <w:r>
-              <w:rPr>
-                <w:rFonts w:asciiTheme="majorEastAsia" w:eastAsiaTheme="majorEastAsia" w:hAnsiTheme="majorEastAsia" w:hint="eastAsia"/>
-                <w:lang w:eastAsia="zh-CN"/>
-              </w:rPr>
-              <w:t>}</w:t>
+              <w:t>${idcard}</w:t>
             </w:r>
           </w:p>
         </w:tc>
@@ -592,23 +546,7 @@
                 <w:rFonts w:asciiTheme="majorEastAsia" w:eastAsiaTheme="majorEastAsia" w:hAnsiTheme="majorEastAsia" w:hint="eastAsia"/>
                 <w:lang w:eastAsia="zh-CN"/>
               </w:rPr>
-              <w:t>${</w:t>
-            </w:r>
-            <w:proofErr w:type="spellStart"/>
-            <w:r>
-              <w:rPr>
-                <w:rFonts w:asciiTheme="majorEastAsia" w:eastAsiaTheme="majorEastAsia" w:hAnsiTheme="majorEastAsia" w:hint="eastAsia"/>
-                <w:lang w:eastAsia="zh-CN"/>
-              </w:rPr>
-              <w:t>com_name</w:t>
-            </w:r>
-            <w:proofErr w:type="spellEnd"/>
-            <w:r>
-              <w:rPr>
-                <w:rFonts w:asciiTheme="majorEastAsia" w:eastAsiaTheme="majorEastAsia" w:hAnsiTheme="majorEastAsia" w:hint="eastAsia"/>
-                <w:lang w:eastAsia="zh-CN"/>
-              </w:rPr>
-              <w:t>}</w:t>
+              <w:t>${com_name}</w:t>
             </w:r>
           </w:p>
         </w:tc>
@@ -662,23 +600,7 @@
                 <w:rFonts w:asciiTheme="majorEastAsia" w:eastAsiaTheme="majorEastAsia" w:hAnsiTheme="majorEastAsia" w:hint="eastAsia"/>
                 <w:lang w:eastAsia="zh-CN"/>
               </w:rPr>
-              <w:t>${</w:t>
-            </w:r>
-            <w:proofErr w:type="spellStart"/>
-            <w:r>
-              <w:rPr>
-                <w:rFonts w:asciiTheme="majorEastAsia" w:eastAsiaTheme="majorEastAsia" w:hAnsiTheme="majorEastAsia" w:hint="eastAsia"/>
-                <w:lang w:eastAsia="zh-CN"/>
-              </w:rPr>
-              <w:t>com_phone</w:t>
-            </w:r>
-            <w:proofErr w:type="spellEnd"/>
-            <w:r>
-              <w:rPr>
-                <w:rFonts w:asciiTheme="majorEastAsia" w:eastAsiaTheme="majorEastAsia" w:hAnsiTheme="majorEastAsia" w:hint="eastAsia"/>
-                <w:lang w:eastAsia="zh-CN"/>
-              </w:rPr>
-              <w:t>}</w:t>
+              <w:t>${com_phone}</w:t>
             </w:r>
           </w:p>
         </w:tc>
@@ -757,23 +679,7 @@
                 <w:rFonts w:asciiTheme="majorEastAsia" w:eastAsiaTheme="majorEastAsia" w:hAnsiTheme="majorEastAsia" w:hint="eastAsia"/>
                 <w:lang w:eastAsia="zh-CN"/>
               </w:rPr>
-              <w:t>${</w:t>
-            </w:r>
-            <w:proofErr w:type="spellStart"/>
-            <w:r>
-              <w:rPr>
-                <w:rFonts w:asciiTheme="majorEastAsia" w:eastAsiaTheme="majorEastAsia" w:hAnsiTheme="majorEastAsia" w:hint="eastAsia"/>
-                <w:lang w:eastAsia="zh-CN"/>
-              </w:rPr>
-              <w:t>com_address</w:t>
-            </w:r>
-            <w:proofErr w:type="spellEnd"/>
-            <w:r>
-              <w:rPr>
-                <w:rFonts w:asciiTheme="majorEastAsia" w:eastAsiaTheme="majorEastAsia" w:hAnsiTheme="majorEastAsia" w:hint="eastAsia"/>
-                <w:lang w:eastAsia="zh-CN"/>
-              </w:rPr>
-              <w:t>}</w:t>
+              <w:t>${com_address}</w:t>
             </w:r>
           </w:p>
         </w:tc>
@@ -827,23 +733,7 @@
                 <w:rFonts w:asciiTheme="majorEastAsia" w:eastAsiaTheme="majorEastAsia" w:hAnsiTheme="majorEastAsia" w:hint="eastAsia"/>
                 <w:lang w:eastAsia="zh-CN"/>
               </w:rPr>
-              <w:t>${</w:t>
-            </w:r>
-            <w:proofErr w:type="spellStart"/>
-            <w:r>
-              <w:rPr>
-                <w:rFonts w:asciiTheme="majorEastAsia" w:eastAsiaTheme="majorEastAsia" w:hAnsiTheme="majorEastAsia" w:hint="eastAsia"/>
-                <w:lang w:eastAsia="zh-CN"/>
-              </w:rPr>
-              <w:t>com_zipcode</w:t>
-            </w:r>
-            <w:proofErr w:type="spellEnd"/>
-            <w:r>
-              <w:rPr>
-                <w:rFonts w:asciiTheme="majorEastAsia" w:eastAsiaTheme="majorEastAsia" w:hAnsiTheme="majorEastAsia" w:hint="eastAsia"/>
-                <w:lang w:eastAsia="zh-CN"/>
-              </w:rPr>
-              <w:t>}</w:t>
+              <w:t>${com_zipcode}</w:t>
             </w:r>
           </w:p>
         </w:tc>
@@ -921,23 +811,7 @@
                 <w:rFonts w:asciiTheme="majorEastAsia" w:eastAsiaTheme="majorEastAsia" w:hAnsiTheme="majorEastAsia" w:hint="eastAsia"/>
                 <w:lang w:eastAsia="zh-CN"/>
               </w:rPr>
-              <w:t>${</w:t>
-            </w:r>
-            <w:proofErr w:type="spellStart"/>
-            <w:r>
-              <w:rPr>
-                <w:rFonts w:asciiTheme="majorEastAsia" w:eastAsiaTheme="majorEastAsia" w:hAnsiTheme="majorEastAsia" w:hint="eastAsia"/>
-                <w:lang w:eastAsia="zh-CN"/>
-              </w:rPr>
-              <w:t>work_time</w:t>
-            </w:r>
-            <w:proofErr w:type="spellEnd"/>
-            <w:r>
-              <w:rPr>
-                <w:rFonts w:asciiTheme="majorEastAsia" w:eastAsiaTheme="majorEastAsia" w:hAnsiTheme="majorEastAsia" w:hint="eastAsia"/>
-                <w:lang w:eastAsia="zh-CN"/>
-              </w:rPr>
-              <w:t>}</w:t>
+              <w:t>${work_time}</w:t>
             </w:r>
           </w:p>
         </w:tc>
@@ -1011,23 +885,7 @@
                 <w:rFonts w:asciiTheme="majorEastAsia" w:eastAsiaTheme="majorEastAsia" w:hAnsiTheme="majorEastAsia" w:hint="eastAsia"/>
                 <w:lang w:eastAsia="zh-CN"/>
               </w:rPr>
-              <w:t>${</w:t>
-            </w:r>
-            <w:proofErr w:type="spellStart"/>
-            <w:r>
-              <w:rPr>
-                <w:rFonts w:asciiTheme="majorEastAsia" w:eastAsiaTheme="majorEastAsia" w:hAnsiTheme="majorEastAsia" w:hint="eastAsia"/>
-                <w:lang w:eastAsia="zh-CN"/>
-              </w:rPr>
-              <w:t>work_type</w:t>
-            </w:r>
-            <w:proofErr w:type="spellEnd"/>
-            <w:r>
-              <w:rPr>
-                <w:rFonts w:asciiTheme="majorEastAsia" w:eastAsiaTheme="majorEastAsia" w:hAnsiTheme="majorEastAsia" w:hint="eastAsia"/>
-                <w:lang w:eastAsia="zh-CN"/>
-              </w:rPr>
-              <w:t>}</w:t>
+              <w:t>${work_type}</w:t>
             </w:r>
           </w:p>
         </w:tc>
@@ -1086,23 +944,7 @@
                 <w:rFonts w:asciiTheme="majorEastAsia" w:eastAsiaTheme="majorEastAsia" w:hAnsiTheme="majorEastAsia" w:hint="eastAsia"/>
                 <w:lang w:eastAsia="zh-CN"/>
               </w:rPr>
-              <w:t>${</w:t>
-            </w:r>
-            <w:proofErr w:type="spellStart"/>
-            <w:r>
-              <w:rPr>
-                <w:rFonts w:asciiTheme="majorEastAsia" w:eastAsiaTheme="majorEastAsia" w:hAnsiTheme="majorEastAsia" w:hint="eastAsia"/>
-                <w:lang w:eastAsia="zh-CN"/>
-              </w:rPr>
-              <w:t>work_type_level</w:t>
-            </w:r>
-            <w:proofErr w:type="spellEnd"/>
-            <w:r>
-              <w:rPr>
-                <w:rFonts w:asciiTheme="majorEastAsia" w:eastAsiaTheme="majorEastAsia" w:hAnsiTheme="majorEastAsia" w:hint="eastAsia"/>
-                <w:lang w:eastAsia="zh-CN"/>
-              </w:rPr>
-              <w:t>}</w:t>
+              <w:t>${work_type_level}</w:t>
             </w:r>
           </w:p>
         </w:tc>
@@ -1156,23 +998,7 @@
                 <w:rFonts w:asciiTheme="majorEastAsia" w:eastAsiaTheme="majorEastAsia" w:hAnsiTheme="majorEastAsia" w:hint="eastAsia"/>
                 <w:lang w:eastAsia="zh-CN"/>
               </w:rPr>
-              <w:t>${</w:t>
-            </w:r>
-            <w:proofErr w:type="spellStart"/>
-            <w:r>
-              <w:rPr>
-                <w:rFonts w:asciiTheme="majorEastAsia" w:eastAsiaTheme="majorEastAsia" w:hAnsiTheme="majorEastAsia" w:hint="eastAsia"/>
-                <w:lang w:eastAsia="zh-CN"/>
-              </w:rPr>
-              <w:t>work_paper_no</w:t>
-            </w:r>
-            <w:proofErr w:type="spellEnd"/>
-            <w:r>
-              <w:rPr>
-                <w:rFonts w:asciiTheme="majorEastAsia" w:eastAsiaTheme="majorEastAsia" w:hAnsiTheme="majorEastAsia" w:hint="eastAsia"/>
-                <w:lang w:eastAsia="zh-CN"/>
-              </w:rPr>
-              <w:t>}</w:t>
+              <w:t>${work_paper_no}</w:t>
             </w:r>
           </w:p>
         </w:tc>
@@ -1245,27 +1071,7 @@
                 <w:szCs w:val="19"/>
                 <w:lang w:eastAsia="zh-CN"/>
               </w:rPr>
-              <w:t>${</w:t>
-            </w:r>
-            <w:proofErr w:type="spellStart"/>
-            <w:r>
-              <w:rPr>
-                <w:rFonts w:asciiTheme="majorEastAsia" w:eastAsiaTheme="majorEastAsia" w:hAnsiTheme="majorEastAsia" w:hint="eastAsia"/>
-                <w:sz w:val="19"/>
-                <w:szCs w:val="19"/>
-                <w:lang w:eastAsia="zh-CN"/>
-              </w:rPr>
-              <w:t>req_work_type</w:t>
-            </w:r>
-            <w:proofErr w:type="spellEnd"/>
-            <w:r>
-              <w:rPr>
-                <w:rFonts w:asciiTheme="majorEastAsia" w:eastAsiaTheme="majorEastAsia" w:hAnsiTheme="majorEastAsia" w:hint="eastAsia"/>
-                <w:sz w:val="19"/>
-                <w:szCs w:val="19"/>
-                <w:lang w:eastAsia="zh-CN"/>
-              </w:rPr>
-              <w:t>}</w:t>
+              <w:t>${req_work_type}</w:t>
             </w:r>
           </w:p>
         </w:tc>
@@ -1319,37 +1125,7 @@
                 <w:rFonts w:asciiTheme="majorEastAsia" w:eastAsiaTheme="majorEastAsia" w:hAnsiTheme="majorEastAsia" w:hint="eastAsia"/>
                 <w:lang w:eastAsia="zh-CN"/>
               </w:rPr>
-              <w:t>${</w:t>
-            </w:r>
-            <w:proofErr w:type="spellStart"/>
-            <w:r>
-              <w:rPr>
-                <w:rFonts w:asciiTheme="majorEastAsia" w:eastAsiaTheme="majorEastAsia" w:hAnsiTheme="majorEastAsia" w:hint="eastAsia"/>
-                <w:lang w:eastAsia="zh-CN"/>
-              </w:rPr>
-              <w:t>req</w:t>
-            </w:r>
-            <w:r>
-              <w:rPr>
-                <w:rFonts w:asciiTheme="majorEastAsia" w:eastAsiaTheme="majorEastAsia" w:hAnsiTheme="majorEastAsia" w:hint="eastAsia"/>
-                <w:lang w:eastAsia="zh-CN"/>
-              </w:rPr>
-              <w:t>_work</w:t>
-            </w:r>
-            <w:r>
-              <w:rPr>
-                <w:rFonts w:asciiTheme="majorEastAsia" w:eastAsiaTheme="majorEastAsia" w:hAnsiTheme="majorEastAsia" w:hint="eastAsia"/>
-                <w:lang w:eastAsia="zh-CN"/>
-              </w:rPr>
-              <w:t>_age</w:t>
-            </w:r>
-            <w:proofErr w:type="spellEnd"/>
-            <w:r>
-              <w:rPr>
-                <w:rFonts w:asciiTheme="majorEastAsia" w:eastAsiaTheme="majorEastAsia" w:hAnsiTheme="majorEastAsia" w:hint="eastAsia"/>
-                <w:lang w:eastAsia="zh-CN"/>
-              </w:rPr>
-              <w:t>}</w:t>
+              <w:t>${req_work_age}</w:t>
             </w:r>
           </w:p>
         </w:tc>
@@ -1407,45 +1183,7 @@
                 <w:szCs w:val="19"/>
                 <w:lang w:eastAsia="zh-CN"/>
               </w:rPr>
-              <w:t>${</w:t>
-            </w:r>
-            <w:proofErr w:type="spellStart"/>
-            <w:r>
-              <w:rPr>
-                <w:rFonts w:asciiTheme="majorEastAsia" w:eastAsiaTheme="majorEastAsia" w:hAnsiTheme="majorEastAsia" w:hint="eastAsia"/>
-                <w:sz w:val="19"/>
-                <w:szCs w:val="19"/>
-                <w:lang w:eastAsia="zh-CN"/>
-              </w:rPr>
-              <w:t>req</w:t>
-            </w:r>
-            <w:r>
-              <w:rPr>
-                <w:rFonts w:asciiTheme="majorEastAsia" w:eastAsiaTheme="majorEastAsia" w:hAnsiTheme="majorEastAsia" w:hint="eastAsia"/>
-                <w:sz w:val="19"/>
-                <w:szCs w:val="19"/>
-                <w:lang w:eastAsia="zh-CN"/>
-              </w:rPr>
-              <w:t>_work</w:t>
-            </w:r>
-            <w:r>
-              <w:rPr>
-                <w:rFonts w:asciiTheme="majorEastAsia" w:eastAsiaTheme="majorEastAsia" w:hAnsiTheme="majorEastAsia" w:hint="eastAsia"/>
-                <w:sz w:val="19"/>
-                <w:szCs w:val="19"/>
-                <w:lang w:eastAsia="zh-CN"/>
-              </w:rPr>
-              <w:t>_level</w:t>
-            </w:r>
-            <w:proofErr w:type="spellEnd"/>
-            <w:r>
-              <w:rPr>
-                <w:rFonts w:asciiTheme="majorEastAsia" w:eastAsiaTheme="majorEastAsia" w:hAnsiTheme="majorEastAsia" w:hint="eastAsia"/>
-                <w:sz w:val="19"/>
-                <w:szCs w:val="19"/>
-                <w:lang w:eastAsia="zh-CN"/>
-              </w:rPr>
-              <w:t>}</w:t>
+              <w:t>${req_work_level}</w:t>
             </w:r>
           </w:p>
         </w:tc>
@@ -1513,23 +1251,7 @@
                 <w:rFonts w:asciiTheme="majorEastAsia" w:eastAsiaTheme="majorEastAsia" w:hAnsiTheme="majorEastAsia" w:hint="eastAsia"/>
                 <w:lang w:eastAsia="zh-CN"/>
               </w:rPr>
-              <w:t>${</w:t>
-            </w:r>
-            <w:proofErr w:type="spellStart"/>
-            <w:r>
-              <w:rPr>
-                <w:rFonts w:asciiTheme="majorEastAsia" w:eastAsiaTheme="majorEastAsia" w:hAnsiTheme="majorEastAsia" w:hint="eastAsia"/>
-                <w:lang w:eastAsia="zh-CN"/>
-              </w:rPr>
-              <w:t>workExp</w:t>
-            </w:r>
-            <w:proofErr w:type="spellEnd"/>
-            <w:r>
-              <w:rPr>
-                <w:rFonts w:asciiTheme="majorEastAsia" w:eastAsiaTheme="majorEastAsia" w:hAnsiTheme="majorEastAsia" w:hint="eastAsia"/>
-                <w:lang w:eastAsia="zh-CN"/>
-              </w:rPr>
-              <w:t>}</w:t>
+              <w:t>${workExp}</w:t>
             </w:r>
           </w:p>
         </w:tc>
@@ -1991,33 +1713,7 @@
                 <w:u w:val="single"/>
                 <w:lang w:eastAsia="zh-CN"/>
               </w:rPr>
-              <w:t>${</w:t>
-            </w:r>
-            <w:proofErr w:type="spellStart"/>
-            <w:r>
-              <w:rPr>
-                <w:rFonts w:asciiTheme="majorEastAsia" w:eastAsiaTheme="majorEastAsia" w:hAnsiTheme="majorEastAsia" w:hint="eastAsia"/>
-                <w:b/>
-                <w:bCs/>
-                <w:sz w:val="24"/>
-                <w:szCs w:val="24"/>
-                <w:u w:val="single"/>
-                <w:lang w:eastAsia="zh-CN"/>
-              </w:rPr>
-              <w:t>req_work_type</w:t>
-            </w:r>
-            <w:proofErr w:type="spellEnd"/>
-            <w:r>
-              <w:rPr>
-                <w:rFonts w:asciiTheme="majorEastAsia" w:eastAsiaTheme="majorEastAsia" w:hAnsiTheme="majorEastAsia" w:hint="eastAsia"/>
-                <w:b/>
-                <w:bCs/>
-                <w:sz w:val="24"/>
-                <w:szCs w:val="24"/>
-                <w:u w:val="single"/>
-                <w:lang w:eastAsia="zh-CN"/>
-              </w:rPr>
-              <w:t>}</w:t>
+              <w:t>${req_work_type}</w:t>
             </w:r>
             <w:r>
               <w:rPr>
@@ -2590,37 +2286,7 @@
                 <w:u w:val="single"/>
                 <w:lang w:eastAsia="zh-CN"/>
               </w:rPr>
-              <w:t>${</w:t>
-            </w:r>
-            <w:proofErr w:type="spellStart"/>
-            <w:r>
-              <w:rPr>
-                <w:rFonts w:ascii="宋体" w:eastAsia="宋体" w:hAnsi="宋体" w:cs="宋体" w:hint="eastAsia"/>
-                <w:b/>
-                <w:bCs/>
-                <w:color w:val="auto"/>
-                <w:spacing w:val="-16"/>
-                <w:sz w:val="24"/>
-                <w:szCs w:val="24"/>
-                <w:u w:val="single"/>
-                <w:lang w:eastAsia="zh-CN"/>
-              </w:rPr>
-              <w:t>com_code</w:t>
-            </w:r>
-            <w:proofErr w:type="spellEnd"/>
-            <w:r>
-              <w:rPr>
-                <w:rFonts w:ascii="宋体" w:eastAsia="宋体" w:hAnsi="宋体" w:cs="宋体" w:hint="eastAsia"/>
-                <w:b/>
-                <w:bCs/>
-                <w:color w:val="auto"/>
-                <w:spacing w:val="-16"/>
-                <w:sz w:val="24"/>
-                <w:szCs w:val="24"/>
-                <w:u w:val="single"/>
-                <w:lang w:eastAsia="zh-CN"/>
-              </w:rPr>
-              <w:t>}</w:t>
+              <w:t>${com_code}</w:t>
             </w:r>
             <w:r>
               <w:rPr>
@@ -3015,19 +2681,55 @@
                 <w:szCs w:val="19"/>
                 <w:lang w:eastAsia="zh-CN"/>
               </w:rPr>
-              <w:t>${</w:t>
-            </w:r>
+              <w:t>${req_work_type}</w:t>
+            </w:r>
+          </w:p>
+        </w:tc>
+        <w:tc>
+          <w:tcPr>
+            <w:tcW w:w="1205" w:type="dxa"/>
+            <w:vAlign w:val="center"/>
+          </w:tcPr>
+          <w:p>
+            <w:pPr>
+              <w:spacing w:before="81" w:line="220" w:lineRule="auto"/>
+              <w:ind w:left="128"/>
+              <w:jc w:val="center"/>
+              <w:rPr>
+                <w:rFonts w:ascii="宋体" w:eastAsia="宋体" w:hAnsi="宋体" w:cs="宋体" w:hint="eastAsia"/>
+                <w:sz w:val="24"/>
+                <w:szCs w:val="24"/>
+              </w:rPr>
+            </w:pPr>
             <w:proofErr w:type="spellStart"/>
             <w:r>
+              <w:rPr>
+                <w:rFonts w:ascii="宋体" w:eastAsia="宋体" w:hAnsi="宋体" w:cs="宋体"/>
+                <w:spacing w:val="-3"/>
+                <w:sz w:val="24"/>
+                <w:szCs w:val="24"/>
+              </w:rPr>
+              <w:t>认定等级</w:t>
+            </w:r>
+            <w:proofErr w:type="spellEnd"/>
+          </w:p>
+        </w:tc>
+        <w:tc>
+          <w:tcPr>
+            <w:tcW w:w="2959" w:type="dxa"/>
+          </w:tcPr>
+          <w:p>
+            <w:pPr>
+              <w:pStyle w:val="TableText"/>
+              <w:spacing w:before="181" w:line="231" w:lineRule="auto"/>
+              <w:jc w:val="center"/>
               <w:rPr>
                 <w:rFonts w:hint="eastAsia"/>
                 <w:sz w:val="19"/>
                 <w:szCs w:val="19"/>
                 <w:lang w:eastAsia="zh-CN"/>
               </w:rPr>
-              <w:t>req_work_type</w:t>
-            </w:r>
-            <w:proofErr w:type="spellEnd"/>
+            </w:pPr>
             <w:r>
               <w:rPr>
                 <w:rFonts w:hint="eastAsia"/>
@@ -3035,83 +2737,7 @@
                 <w:szCs w:val="19"/>
                 <w:lang w:eastAsia="zh-CN"/>
               </w:rPr>
-              <w:t>}</w:t>
-            </w:r>
-          </w:p>
-        </w:tc>
-        <w:tc>
-          <w:tcPr>
-            <w:tcW w:w="1205" w:type="dxa"/>
-            <w:vAlign w:val="center"/>
-          </w:tcPr>
-          <w:p>
-            <w:pPr>
-              <w:spacing w:before="81" w:line="220" w:lineRule="auto"/>
-              <w:ind w:left="128"/>
-              <w:jc w:val="center"/>
-              <w:rPr>
-                <w:rFonts w:ascii="宋体" w:eastAsia="宋体" w:hAnsi="宋体" w:cs="宋体" w:hint="eastAsia"/>
-                <w:sz w:val="24"/>
-                <w:szCs w:val="24"/>
-              </w:rPr>
-            </w:pPr>
-            <w:proofErr w:type="spellStart"/>
-            <w:r>
-              <w:rPr>
-                <w:rFonts w:ascii="宋体" w:eastAsia="宋体" w:hAnsi="宋体" w:cs="宋体"/>
-                <w:spacing w:val="-3"/>
-                <w:sz w:val="24"/>
-                <w:szCs w:val="24"/>
-              </w:rPr>
-              <w:t>认定等级</w:t>
-            </w:r>
-            <w:proofErr w:type="spellEnd"/>
-          </w:p>
-        </w:tc>
-        <w:tc>
-          <w:tcPr>
-            <w:tcW w:w="2959" w:type="dxa"/>
-          </w:tcPr>
-          <w:p>
-            <w:pPr>
-              <w:pStyle w:val="TableText"/>
-              <w:spacing w:before="181" w:line="231" w:lineRule="auto"/>
-              <w:jc w:val="center"/>
-              <w:rPr>
-                <w:rFonts w:hint="eastAsia"/>
-                <w:sz w:val="19"/>
-                <w:szCs w:val="19"/>
-                <w:lang w:eastAsia="zh-CN"/>
-              </w:rPr>
-            </w:pPr>
-            <w:r>
-              <w:rPr>
-                <w:rFonts w:hint="eastAsia"/>
-                <w:sz w:val="19"/>
-                <w:szCs w:val="19"/>
-                <w:lang w:eastAsia="zh-CN"/>
-              </w:rPr>
-              <w:t>${</w:t>
-            </w:r>
-            <w:proofErr w:type="spellStart"/>
-            <w:r>
-              <w:rPr>
-                <w:rFonts w:hint="eastAsia"/>
-                <w:sz w:val="19"/>
-                <w:szCs w:val="19"/>
-                <w:lang w:eastAsia="zh-CN"/>
-              </w:rPr>
-              <w:t>req_work_level</w:t>
-            </w:r>
-            <w:proofErr w:type="spellEnd"/>
-            <w:r>
-              <w:rPr>
-                <w:rFonts w:hint="eastAsia"/>
-                <w:sz w:val="19"/>
-                <w:szCs w:val="19"/>
-                <w:lang w:eastAsia="zh-CN"/>
-              </w:rPr>
-              <w:t>}</w:t>
+              <w:t>${req_work_level}</w:t>
             </w:r>
           </w:p>
         </w:tc>
@@ -3184,27 +2810,7 @@
                 <w:szCs w:val="19"/>
                 <w:lang w:eastAsia="zh-CN"/>
               </w:rPr>
-              <w:t>${</w:t>
-            </w:r>
-            <w:proofErr w:type="spellStart"/>
-            <w:r>
-              <w:rPr>
-                <w:rFonts w:hint="eastAsia"/>
-                <w:sz w:val="19"/>
-                <w:szCs w:val="19"/>
-                <w:lang w:eastAsia="zh-CN"/>
-              </w:rPr>
-              <w:t>req_work_code</w:t>
-            </w:r>
-            <w:proofErr w:type="spellEnd"/>
-            <w:r>
-              <w:rPr>
-                <w:rFonts w:hint="eastAsia"/>
-                <w:sz w:val="19"/>
-                <w:szCs w:val="19"/>
-                <w:lang w:eastAsia="zh-CN"/>
-              </w:rPr>
-              <w:t>}</w:t>
+              <w:t>${req_work_code}</w:t>
             </w:r>
           </w:p>
         </w:tc>
@@ -3312,27 +2918,7 @@
                 <w:szCs w:val="19"/>
                 <w:lang w:eastAsia="zh-CN"/>
               </w:rPr>
-              <w:t>${</w:t>
-            </w:r>
-            <w:proofErr w:type="spellStart"/>
-            <w:r>
-              <w:rPr>
-                <w:rFonts w:hint="eastAsia"/>
-                <w:sz w:val="19"/>
-                <w:szCs w:val="19"/>
-                <w:lang w:eastAsia="zh-CN"/>
-              </w:rPr>
-              <w:t>req_work_type</w:t>
-            </w:r>
-            <w:proofErr w:type="spellEnd"/>
-            <w:r>
-              <w:rPr>
-                <w:rFonts w:hint="eastAsia"/>
-                <w:sz w:val="19"/>
-                <w:szCs w:val="19"/>
-                <w:lang w:eastAsia="zh-CN"/>
-              </w:rPr>
-              <w:t>}</w:t>
+              <w:t>${req_work_type}</w:t>
             </w:r>
           </w:p>
         </w:tc>
@@ -3444,9 +3030,8 @@
                 <w:u w:val="single"/>
                 <w:lang w:eastAsia="zh-CN"/>
               </w:rPr>
-              <w:t>${</w:t>
-            </w:r>
-            <w:proofErr w:type="spellStart"/>
+              <w:t>${req_work_type}</w:t>
+            </w:r>
             <w:r>
               <w:rPr>
                 <w:rFonts w:asciiTheme="majorEastAsia" w:eastAsiaTheme="majorEastAsia" w:hAnsiTheme="majorEastAsia" w:cs="宋体" w:hint="eastAsia"/>
@@ -3458,9 +3043,20 @@
                 <w:u w:val="single"/>
                 <w:lang w:eastAsia="zh-CN"/>
               </w:rPr>
-              <w:t>req_work_type</w:t>
-            </w:r>
-            <w:proofErr w:type="spellEnd"/>
+              <w:t xml:space="preserve"> </w:t>
+            </w:r>
+            <w:r>
+              <w:rPr>
+                <w:rFonts w:asciiTheme="majorEastAsia" w:eastAsiaTheme="majorEastAsia" w:hAnsiTheme="majorEastAsia" w:hint="eastAsia"/>
+                <w:b/>
+                <w:bCs/>
+                <w:sz w:val="24"/>
+                <w:szCs w:val="24"/>
+                <w:u w:val="single"/>
+                <w:lang w:eastAsia="zh-CN"/>
+              </w:rPr>
+              <w:t>${req_work_level}</w:t>
+            </w:r>
             <w:r>
               <w:rPr>
                 <w:rFonts w:asciiTheme="majorEastAsia" w:eastAsiaTheme="majorEastAsia" w:hAnsiTheme="majorEastAsia" w:cs="宋体" w:hint="eastAsia"/>
@@ -3472,14 +3068,38 @@
                 <w:u w:val="single"/>
                 <w:lang w:eastAsia="zh-CN"/>
               </w:rPr>
-              <w:t>}</w:t>
+              <w:t xml:space="preserve">   </w:t>
+            </w:r>
+            <w:r>
+              <w:rPr>
+                <w:rFonts w:ascii="宋体" w:eastAsia="宋体" w:hAnsi="宋体" w:cs="宋体"/>
+                <w:b/>
+                <w:bCs/>
+                <w:spacing w:val="-3"/>
+                <w:sz w:val="24"/>
+                <w:szCs w:val="24"/>
+                <w:lang w:eastAsia="zh-CN"/>
+              </w:rPr>
+              <w:t>申报条件，且考试</w:t>
+            </w:r>
+            <w:r>
+              <w:rPr>
+                <w:rFonts w:ascii="宋体" w:eastAsia="宋体" w:hAnsi="宋体" w:cs="宋体"/>
+                <w:b/>
+                <w:bCs/>
+                <w:spacing w:val="-4"/>
+                <w:sz w:val="24"/>
+                <w:szCs w:val="24"/>
+                <w:lang w:eastAsia="zh-CN"/>
+              </w:rPr>
+              <w:t>合格，同意认定为</w:t>
             </w:r>
             <w:r>
               <w:rPr>
                 <w:rFonts w:asciiTheme="majorEastAsia" w:eastAsiaTheme="majorEastAsia" w:hAnsiTheme="majorEastAsia" w:cs="宋体" w:hint="eastAsia"/>
                 <w:b/>
                 <w:bCs/>
-                <w:spacing w:val="-19"/>
+                <w:spacing w:val="-4"/>
                 <w:sz w:val="24"/>
                 <w:szCs w:val="24"/>
                 <w:u w:val="single"/>
@@ -3489,30 +3109,30 @@
             </w:r>
             <w:r>
               <w:rPr>
-                <w:rFonts w:asciiTheme="majorEastAsia" w:eastAsiaTheme="majorEastAsia" w:hAnsiTheme="majorEastAsia" w:hint="eastAsia"/>
-                <w:b/>
-                <w:bCs/>
+                <w:rFonts w:asciiTheme="majorEastAsia" w:eastAsiaTheme="majorEastAsia" w:hAnsiTheme="majorEastAsia" w:cs="宋体" w:hint="eastAsia"/>
+                <w:b/>
+                <w:bCs/>
+                <w:spacing w:val="-4"/>
                 <w:sz w:val="24"/>
                 <w:szCs w:val="24"/>
                 <w:u w:val="single"/>
                 <w:lang w:eastAsia="zh-CN"/>
               </w:rPr>
-              <w:t>${</w:t>
-            </w:r>
-            <w:proofErr w:type="spellStart"/>
-            <w:r>
-              <w:rPr>
-                <w:rFonts w:asciiTheme="majorEastAsia" w:eastAsiaTheme="majorEastAsia" w:hAnsiTheme="majorEastAsia" w:hint="eastAsia"/>
-                <w:b/>
-                <w:bCs/>
+              <w:t xml:space="preserve"> ${req_work_type}</w:t>
+            </w:r>
+            <w:r>
+              <w:rPr>
+                <w:rFonts w:asciiTheme="majorEastAsia" w:eastAsiaTheme="majorEastAsia" w:hAnsiTheme="majorEastAsia" w:cs="宋体" w:hint="eastAsia"/>
+                <w:b/>
+                <w:bCs/>
+                <w:spacing w:val="-4"/>
                 <w:sz w:val="24"/>
                 <w:szCs w:val="24"/>
                 <w:u w:val="single"/>
                 <w:lang w:eastAsia="zh-CN"/>
               </w:rPr>
-              <w:t>req_work_level</w:t>
-            </w:r>
-            <w:proofErr w:type="spellEnd"/>
+              <w:t xml:space="preserve"> </w:t>
+            </w:r>
             <w:r>
               <w:rPr>
                 <w:rFonts w:asciiTheme="majorEastAsia" w:eastAsiaTheme="majorEastAsia" w:hAnsiTheme="majorEastAsia" w:hint="eastAsia"/>
@@ -3523,149 +3143,7 @@
                 <w:u w:val="single"/>
                 <w:lang w:eastAsia="zh-CN"/>
               </w:rPr>
-              <w:t>}</w:t>
-            </w:r>
-            <w:r>
-              <w:rPr>
-                <w:rFonts w:asciiTheme="majorEastAsia" w:eastAsiaTheme="majorEastAsia" w:hAnsiTheme="majorEastAsia" w:cs="宋体" w:hint="eastAsia"/>
-                <w:b/>
-                <w:bCs/>
-                <w:spacing w:val="-19"/>
-                <w:sz w:val="24"/>
-                <w:szCs w:val="24"/>
-                <w:u w:val="single"/>
-                <w:lang w:eastAsia="zh-CN"/>
-              </w:rPr>
-              <w:t xml:space="preserve">   </w:t>
-            </w:r>
-            <w:r>
-              <w:rPr>
-                <w:rFonts w:ascii="宋体" w:eastAsia="宋体" w:hAnsi="宋体" w:cs="宋体"/>
-                <w:b/>
-                <w:bCs/>
-                <w:spacing w:val="-3"/>
-                <w:sz w:val="24"/>
-                <w:szCs w:val="24"/>
-                <w:lang w:eastAsia="zh-CN"/>
-              </w:rPr>
-              <w:t>申报条件，且考试</w:t>
-            </w:r>
-            <w:r>
-              <w:rPr>
-                <w:rFonts w:ascii="宋体" w:eastAsia="宋体" w:hAnsi="宋体" w:cs="宋体"/>
-                <w:b/>
-                <w:bCs/>
-                <w:spacing w:val="-4"/>
-                <w:sz w:val="24"/>
-                <w:szCs w:val="24"/>
-                <w:lang w:eastAsia="zh-CN"/>
-              </w:rPr>
-              <w:t>合格，同意认定为</w:t>
-            </w:r>
-            <w:r>
-              <w:rPr>
-                <w:rFonts w:asciiTheme="majorEastAsia" w:eastAsiaTheme="majorEastAsia" w:hAnsiTheme="majorEastAsia" w:cs="宋体" w:hint="eastAsia"/>
-                <w:b/>
-                <w:bCs/>
-                <w:spacing w:val="-4"/>
-                <w:sz w:val="24"/>
-                <w:szCs w:val="24"/>
-                <w:u w:val="single"/>
-                <w:lang w:eastAsia="zh-CN"/>
-              </w:rPr>
-              <w:t xml:space="preserve"> </w:t>
-            </w:r>
-            <w:r>
-              <w:rPr>
-                <w:rFonts w:asciiTheme="majorEastAsia" w:eastAsiaTheme="majorEastAsia" w:hAnsiTheme="majorEastAsia" w:cs="宋体" w:hint="eastAsia"/>
-                <w:b/>
-                <w:bCs/>
-                <w:spacing w:val="-4"/>
-                <w:sz w:val="24"/>
-                <w:szCs w:val="24"/>
-                <w:u w:val="single"/>
-                <w:lang w:eastAsia="zh-CN"/>
-              </w:rPr>
-              <w:t xml:space="preserve"> ${</w:t>
-            </w:r>
-            <w:proofErr w:type="spellStart"/>
-            <w:r>
-              <w:rPr>
-                <w:rFonts w:asciiTheme="majorEastAsia" w:eastAsiaTheme="majorEastAsia" w:hAnsiTheme="majorEastAsia" w:cs="宋体" w:hint="eastAsia"/>
-                <w:b/>
-                <w:bCs/>
-                <w:spacing w:val="-4"/>
-                <w:sz w:val="24"/>
-                <w:szCs w:val="24"/>
-                <w:u w:val="single"/>
-                <w:lang w:eastAsia="zh-CN"/>
-              </w:rPr>
-              <w:t>req_work_type</w:t>
-            </w:r>
-            <w:proofErr w:type="spellEnd"/>
-            <w:r>
-              <w:rPr>
-                <w:rFonts w:asciiTheme="majorEastAsia" w:eastAsiaTheme="majorEastAsia" w:hAnsiTheme="majorEastAsia" w:cs="宋体" w:hint="eastAsia"/>
-                <w:b/>
-                <w:bCs/>
-                <w:spacing w:val="-4"/>
-                <w:sz w:val="24"/>
-                <w:szCs w:val="24"/>
-                <w:u w:val="single"/>
-                <w:lang w:eastAsia="zh-CN"/>
-              </w:rPr>
-              <w:t>}</w:t>
-            </w:r>
-            <w:r>
-              <w:rPr>
-                <w:rFonts w:asciiTheme="majorEastAsia" w:eastAsiaTheme="majorEastAsia" w:hAnsiTheme="majorEastAsia" w:cs="宋体" w:hint="eastAsia"/>
-                <w:b/>
-                <w:bCs/>
-                <w:spacing w:val="-4"/>
-                <w:sz w:val="24"/>
-                <w:szCs w:val="24"/>
-                <w:u w:val="single"/>
-                <w:lang w:eastAsia="zh-CN"/>
-              </w:rPr>
-              <w:t xml:space="preserve"> </w:t>
-            </w:r>
-            <w:r>
-              <w:rPr>
-                <w:rFonts w:asciiTheme="majorEastAsia" w:eastAsiaTheme="majorEastAsia" w:hAnsiTheme="majorEastAsia" w:hint="eastAsia"/>
-                <w:b/>
-                <w:bCs/>
-                <w:sz w:val="24"/>
-                <w:szCs w:val="24"/>
-                <w:u w:val="single"/>
-                <w:lang w:eastAsia="zh-CN"/>
-              </w:rPr>
-              <w:t>${</w:t>
-            </w:r>
-            <w:proofErr w:type="spellStart"/>
-            <w:r>
-              <w:rPr>
-                <w:rFonts w:asciiTheme="majorEastAsia" w:eastAsiaTheme="majorEastAsia" w:hAnsiTheme="majorEastAsia" w:hint="eastAsia"/>
-                <w:b/>
-                <w:bCs/>
-                <w:sz w:val="24"/>
-                <w:szCs w:val="24"/>
-                <w:u w:val="single"/>
-                <w:lang w:eastAsia="zh-CN"/>
-              </w:rPr>
-              <w:t>req_work_level</w:t>
-            </w:r>
-            <w:proofErr w:type="spellEnd"/>
-            <w:r>
-              <w:rPr>
-                <w:rFonts w:asciiTheme="majorEastAsia" w:eastAsiaTheme="majorEastAsia" w:hAnsiTheme="majorEastAsia" w:hint="eastAsia"/>
-                <w:b/>
-                <w:bCs/>
-                <w:sz w:val="24"/>
-                <w:szCs w:val="24"/>
-                <w:u w:val="single"/>
-                <w:lang w:eastAsia="zh-CN"/>
-              </w:rPr>
-              <w:t>}</w:t>
+              <w:t>${req_work_level}</w:t>
             </w:r>
             <w:r>
               <w:rPr>
